--- a/lab02/Шевчук Дмитрій | Лабораторна робота №2.docx
+++ b/lab02/Шевчук Дмитрій | Лабораторна робота №2.docx
@@ -49,7 +49,7 @@
       </w:r>
       <w:r>
         <w:rPr>
-          <w:rFonts w:ascii="Times New Roman" w:hAnsi="Times New Roman" w:eastAsia="Times New Roman" w:cs="Times New Roman"/>
+          <w:rFonts w:ascii="Times New Roman" w:hAnsi="Times New Roman" w:cs="Times New Roman"/>
           <w:sz w:val="28"/>
           <w:szCs w:val="28"/>
         </w:rPr>
@@ -105,7 +105,7 @@
       </w:r>
       <w:r>
         <w:rPr>
-          <w:rFonts w:ascii="Times New Roman" w:hAnsi="Times New Roman" w:eastAsia="Times New Roman" w:cs="Times New Roman"/>
+          <w:rFonts w:ascii="Times New Roman" w:hAnsi="Times New Roman" w:cs="Times New Roman"/>
           <w:b/>
           <w:sz w:val="28"/>
           <w:szCs w:val="28"/>
@@ -159,7 +159,7 @@
       </w:r>
       <w:r>
         <w:rPr>
-          <w:rFonts w:ascii="Times New Roman" w:hAnsi="Times New Roman" w:eastAsia="Times New Roman" w:cs="Times New Roman"/>
+          <w:rFonts w:ascii="Times New Roman" w:hAnsi="Times New Roman" w:cs="Times New Roman"/>
           <w:sz w:val="28"/>
           <w:szCs w:val="28"/>
         </w:rPr>
@@ -200,7 +200,7 @@
       </w:r>
       <w:r>
         <w:rPr>
-          <w:rFonts w:ascii="Times New Roman" w:hAnsi="Times New Roman" w:eastAsia="Times New Roman" w:cs="Times New Roman"/>
+          <w:rFonts w:ascii="Times New Roman" w:hAnsi="Times New Roman" w:cs="Times New Roman"/>
           <w:b/>
           <w:color w:val="000000"/>
           <w:sz w:val="28"/>
@@ -391,7 +391,7 @@
       </w:r>
       <w:r>
         <w:rPr>
-          <w:rFonts w:ascii="Times New Roman" w:hAnsi="Times New Roman" w:eastAsia="Times New Roman" w:cs="Times New Roman"/>
+          <w:rFonts w:ascii="Times New Roman" w:hAnsi="Times New Roman" w:cs="Times New Roman"/>
           <w:sz w:val="28"/>
           <w:szCs w:val="28"/>
           <w:highlight w:val="none"/>
@@ -1047,7 +1047,7 @@
       </w:r>
       <w:r>
         <w:rPr>
-          <w:rFonts w:ascii="Times New Roman" w:hAnsi="Times New Roman" w:eastAsia="Times New Roman" w:cs="Times New Roman"/>
+          <w:rFonts w:ascii="Times New Roman" w:hAnsi="Times New Roman" w:cs="Times New Roman"/>
           <w:sz w:val="28"/>
           <w:szCs w:val="28"/>
           <w:highlight w:val="none"/>
@@ -1097,7 +1097,7 @@
       </w:r>
       <w:r>
         <w:rPr>
-          <w:rFonts w:ascii="Times New Roman" w:hAnsi="Times New Roman" w:eastAsia="Times New Roman" w:cs="Times New Roman"/>
+          <w:rFonts w:ascii="Times New Roman" w:hAnsi="Times New Roman" w:cs="Times New Roman"/>
           <w:sz w:val="28"/>
           <w:szCs w:val="28"/>
           <w:highlight w:val="none"/>
@@ -1176,7 +1176,7 @@
             </w:r>
             <w:r>
               <w:rPr>
-                <w:rFonts w:ascii="Times New Roman" w:hAnsi="Times New Roman" w:eastAsia="Times New Roman" w:cs="Times New Roman"/>
+                <w:rFonts w:ascii="Times New Roman" w:hAnsi="Times New Roman" w:cs="Times New Roman"/>
                 <w:sz w:val="28"/>
                 <w:szCs w:val="28"/>
               </w:rPr>
@@ -1235,7 +1235,7 @@
             </w:r>
             <w:r>
               <w:rPr>
-                <w:rFonts w:ascii="Times New Roman" w:hAnsi="Times New Roman" w:eastAsia="Times New Roman" w:cs="Times New Roman"/>
+                <w:rFonts w:ascii="Times New Roman" w:hAnsi="Times New Roman" w:cs="Times New Roman"/>
                 <w:sz w:val="28"/>
                 <w:szCs w:val="28"/>
               </w:rPr>
@@ -1294,7 +1294,7 @@
             </w:r>
             <w:r>
               <w:rPr>
-                <w:rFonts w:ascii="Times New Roman" w:hAnsi="Times New Roman" w:eastAsia="Times New Roman" w:cs="Times New Roman"/>
+                <w:rFonts w:ascii="Times New Roman" w:hAnsi="Times New Roman" w:cs="Times New Roman"/>
                 <w:sz w:val="28"/>
                 <w:szCs w:val="28"/>
               </w:rPr>
@@ -1353,7 +1353,7 @@
             </w:r>
             <w:r>
               <w:rPr>
-                <w:rFonts w:ascii="Times New Roman" w:hAnsi="Times New Roman" w:eastAsia="Times New Roman" w:cs="Times New Roman"/>
+                <w:rFonts w:ascii="Times New Roman" w:hAnsi="Times New Roman" w:cs="Times New Roman"/>
                 <w:sz w:val="28"/>
                 <w:szCs w:val="28"/>
               </w:rPr>
@@ -1412,7 +1412,7 @@
             </w:r>
             <w:r>
               <w:rPr>
-                <w:rFonts w:ascii="Times New Roman" w:hAnsi="Times New Roman" w:eastAsia="Times New Roman" w:cs="Times New Roman"/>
+                <w:rFonts w:ascii="Times New Roman" w:hAnsi="Times New Roman" w:cs="Times New Roman"/>
                 <w:sz w:val="28"/>
                 <w:szCs w:val="28"/>
               </w:rPr>
@@ -1471,7 +1471,7 @@
             </w:r>
             <w:r>
               <w:rPr>
-                <w:rFonts w:ascii="Times New Roman" w:hAnsi="Times New Roman" w:eastAsia="Times New Roman" w:cs="Times New Roman"/>
+                <w:rFonts w:ascii="Times New Roman" w:hAnsi="Times New Roman" w:cs="Times New Roman"/>
                 <w:sz w:val="28"/>
                 <w:szCs w:val="28"/>
               </w:rPr>
@@ -1535,7 +1535,7 @@
             </w:r>
             <w:r>
               <w:rPr>
-                <w:rFonts w:ascii="Times New Roman" w:hAnsi="Times New Roman" w:eastAsia="Times New Roman" w:cs="Times New Roman"/>
+                <w:rFonts w:ascii="Times New Roman" w:hAnsi="Times New Roman" w:cs="Times New Roman"/>
                 <w:sz w:val="28"/>
                 <w:szCs w:val="28"/>
               </w:rPr>
@@ -1608,7 +1608,7 @@
             </w:r>
             <w:r>
               <w:rPr>
-                <w:rFonts w:ascii="Times New Roman" w:hAnsi="Times New Roman" w:eastAsia="Times New Roman" w:cs="Times New Roman"/>
+                <w:rFonts w:ascii="Times New Roman" w:hAnsi="Times New Roman" w:cs="Times New Roman"/>
                 <w:sz w:val="28"/>
                 <w:szCs w:val="28"/>
               </w:rPr>
@@ -1681,7 +1681,7 @@
             </w:r>
             <w:r>
               <w:rPr>
-                <w:rFonts w:ascii="Times New Roman" w:hAnsi="Times New Roman" w:eastAsia="Times New Roman" w:cs="Times New Roman"/>
+                <w:rFonts w:ascii="Times New Roman" w:hAnsi="Times New Roman" w:cs="Times New Roman"/>
                 <w:sz w:val="28"/>
                 <w:szCs w:val="28"/>
               </w:rPr>
@@ -1754,7 +1754,7 @@
             </w:r>
             <w:r>
               <w:rPr>
-                <w:rFonts w:ascii="Times New Roman" w:hAnsi="Times New Roman" w:eastAsia="Times New Roman" w:cs="Times New Roman"/>
+                <w:rFonts w:ascii="Times New Roman" w:hAnsi="Times New Roman" w:cs="Times New Roman"/>
                 <w:sz w:val="28"/>
                 <w:szCs w:val="28"/>
               </w:rPr>
@@ -1827,7 +1827,7 @@
             </w:r>
             <w:r>
               <w:rPr>
-                <w:rFonts w:ascii="Times New Roman" w:hAnsi="Times New Roman" w:eastAsia="Times New Roman" w:cs="Times New Roman"/>
+                <w:rFonts w:ascii="Times New Roman" w:hAnsi="Times New Roman" w:cs="Times New Roman"/>
                 <w:sz w:val="28"/>
                 <w:szCs w:val="28"/>
               </w:rPr>
@@ -1900,7 +1900,7 @@
             </w:r>
             <w:r>
               <w:rPr>
-                <w:rFonts w:ascii="Times New Roman" w:hAnsi="Times New Roman" w:eastAsia="Times New Roman" w:cs="Times New Roman"/>
+                <w:rFonts w:ascii="Times New Roman" w:hAnsi="Times New Roman" w:cs="Times New Roman"/>
                 <w:sz w:val="28"/>
                 <w:szCs w:val="28"/>
               </w:rPr>
@@ -1978,7 +1978,7 @@
             </w:r>
             <w:r>
               <w:rPr>
-                <w:rFonts w:ascii="Times New Roman" w:hAnsi="Times New Roman" w:eastAsia="Times New Roman" w:cs="Times New Roman"/>
+                <w:rFonts w:ascii="Times New Roman" w:hAnsi="Times New Roman" w:cs="Times New Roman"/>
                 <w:sz w:val="28"/>
                 <w:szCs w:val="28"/>
               </w:rPr>
@@ -2038,7 +2038,7 @@
             </w:r>
             <w:r>
               <w:rPr>
-                <w:rFonts w:ascii="Times New Roman" w:hAnsi="Times New Roman" w:eastAsia="Times New Roman" w:cs="Times New Roman"/>
+                <w:rFonts w:ascii="Times New Roman" w:hAnsi="Times New Roman" w:cs="Times New Roman"/>
                 <w:sz w:val="28"/>
                 <w:szCs w:val="28"/>
               </w:rPr>
@@ -2097,7 +2097,7 @@
             </w:r>
             <w:r>
               <w:rPr>
-                <w:rFonts w:ascii="Times New Roman" w:hAnsi="Times New Roman" w:eastAsia="Times New Roman" w:cs="Times New Roman"/>
+                <w:rFonts w:ascii="Times New Roman" w:hAnsi="Times New Roman" w:cs="Times New Roman"/>
                 <w:sz w:val="28"/>
                 <w:szCs w:val="28"/>
               </w:rPr>
@@ -2156,7 +2156,7 @@
             </w:r>
             <w:r>
               <w:rPr>
-                <w:rFonts w:ascii="Times New Roman" w:hAnsi="Times New Roman" w:eastAsia="Times New Roman" w:cs="Times New Roman"/>
+                <w:rFonts w:ascii="Times New Roman" w:hAnsi="Times New Roman" w:cs="Times New Roman"/>
                 <w:sz w:val="28"/>
                 <w:szCs w:val="28"/>
               </w:rPr>
@@ -2215,7 +2215,7 @@
             </w:r>
             <w:r>
               <w:rPr>
-                <w:rFonts w:ascii="Times New Roman" w:hAnsi="Times New Roman" w:eastAsia="Times New Roman" w:cs="Times New Roman"/>
+                <w:rFonts w:ascii="Times New Roman" w:hAnsi="Times New Roman" w:cs="Times New Roman"/>
                 <w:sz w:val="28"/>
                 <w:szCs w:val="28"/>
               </w:rPr>
@@ -2274,7 +2274,7 @@
             </w:r>
             <w:r>
               <w:rPr>
-                <w:rFonts w:ascii="Times New Roman" w:hAnsi="Times New Roman" w:eastAsia="Times New Roman" w:cs="Times New Roman"/>
+                <w:rFonts w:ascii="Times New Roman" w:hAnsi="Times New Roman" w:cs="Times New Roman"/>
                 <w:sz w:val="28"/>
                 <w:szCs w:val="28"/>
               </w:rPr>
@@ -2352,7 +2352,7 @@
             </w:r>
             <w:r>
               <w:rPr>
-                <w:rFonts w:ascii="Times New Roman" w:hAnsi="Times New Roman" w:eastAsia="Times New Roman" w:cs="Times New Roman"/>
+                <w:rFonts w:ascii="Times New Roman" w:hAnsi="Times New Roman" w:cs="Times New Roman"/>
                 <w:sz w:val="28"/>
                 <w:szCs w:val="28"/>
               </w:rPr>
@@ -2411,7 +2411,7 @@
             </w:r>
             <w:r>
               <w:rPr>
-                <w:rFonts w:ascii="Times New Roman" w:hAnsi="Times New Roman" w:eastAsia="Times New Roman" w:cs="Times New Roman"/>
+                <w:rFonts w:ascii="Times New Roman" w:hAnsi="Times New Roman" w:cs="Times New Roman"/>
                 <w:sz w:val="28"/>
                 <w:szCs w:val="28"/>
               </w:rPr>
@@ -2470,7 +2470,7 @@
             </w:r>
             <w:r>
               <w:rPr>
-                <w:rFonts w:ascii="Times New Roman" w:hAnsi="Times New Roman" w:eastAsia="Times New Roman" w:cs="Times New Roman"/>
+                <w:rFonts w:ascii="Times New Roman" w:hAnsi="Times New Roman" w:cs="Times New Roman"/>
                 <w:sz w:val="28"/>
                 <w:szCs w:val="28"/>
               </w:rPr>
@@ -2529,7 +2529,7 @@
             </w:r>
             <w:r>
               <w:rPr>
-                <w:rFonts w:ascii="Times New Roman" w:hAnsi="Times New Roman" w:eastAsia="Times New Roman" w:cs="Times New Roman"/>
+                <w:rFonts w:ascii="Times New Roman" w:hAnsi="Times New Roman" w:cs="Times New Roman"/>
                 <w:sz w:val="28"/>
                 <w:szCs w:val="28"/>
               </w:rPr>
@@ -2588,7 +2588,7 @@
             </w:r>
             <w:r>
               <w:rPr>
-                <w:rFonts w:ascii="Times New Roman" w:hAnsi="Times New Roman" w:eastAsia="Times New Roman" w:cs="Times New Roman"/>
+                <w:rFonts w:ascii="Times New Roman" w:hAnsi="Times New Roman" w:cs="Times New Roman"/>
                 <w:sz w:val="28"/>
                 <w:szCs w:val="28"/>
               </w:rPr>
@@ -2647,7 +2647,7 @@
             </w:r>
             <w:r>
               <w:rPr>
-                <w:rFonts w:ascii="Times New Roman" w:hAnsi="Times New Roman" w:eastAsia="Times New Roman" w:cs="Times New Roman"/>
+                <w:rFonts w:ascii="Times New Roman" w:hAnsi="Times New Roman" w:cs="Times New Roman"/>
                 <w:sz w:val="28"/>
                 <w:szCs w:val="28"/>
               </w:rPr>
@@ -2711,7 +2711,7 @@
             </w:r>
             <w:r>
               <w:rPr>
-                <w:rFonts w:ascii="Times New Roman" w:hAnsi="Times New Roman" w:eastAsia="Times New Roman" w:cs="Times New Roman"/>
+                <w:rFonts w:ascii="Times New Roman" w:hAnsi="Times New Roman" w:cs="Times New Roman"/>
                 <w:sz w:val="28"/>
                 <w:szCs w:val="28"/>
               </w:rPr>
@@ -2770,7 +2770,7 @@
             </w:r>
             <w:r>
               <w:rPr>
-                <w:rFonts w:ascii="Times New Roman" w:hAnsi="Times New Roman" w:eastAsia="Times New Roman" w:cs="Times New Roman"/>
+                <w:rFonts w:ascii="Times New Roman" w:hAnsi="Times New Roman" w:cs="Times New Roman"/>
                 <w:sz w:val="28"/>
                 <w:szCs w:val="28"/>
               </w:rPr>
@@ -2829,7 +2829,7 @@
             </w:r>
             <w:r>
               <w:rPr>
-                <w:rFonts w:ascii="Times New Roman" w:hAnsi="Times New Roman" w:eastAsia="Times New Roman" w:cs="Times New Roman"/>
+                <w:rFonts w:ascii="Times New Roman" w:hAnsi="Times New Roman" w:cs="Times New Roman"/>
                 <w:sz w:val="28"/>
                 <w:szCs w:val="28"/>
               </w:rPr>
@@ -2888,7 +2888,7 @@
             </w:r>
             <w:r>
               <w:rPr>
-                <w:rFonts w:ascii="Times New Roman" w:hAnsi="Times New Roman" w:eastAsia="Times New Roman" w:cs="Times New Roman"/>
+                <w:rFonts w:ascii="Times New Roman" w:hAnsi="Times New Roman" w:cs="Times New Roman"/>
                 <w:sz w:val="28"/>
                 <w:szCs w:val="28"/>
               </w:rPr>
@@ -2947,7 +2947,7 @@
             </w:r>
             <w:r>
               <w:rPr>
-                <w:rFonts w:ascii="Times New Roman" w:hAnsi="Times New Roman" w:eastAsia="Times New Roman" w:cs="Times New Roman"/>
+                <w:rFonts w:ascii="Times New Roman" w:hAnsi="Times New Roman" w:cs="Times New Roman"/>
                 <w:sz w:val="28"/>
                 <w:szCs w:val="28"/>
               </w:rPr>
@@ -3006,7 +3006,7 @@
             </w:r>
             <w:r>
               <w:rPr>
-                <w:rFonts w:ascii="Times New Roman" w:hAnsi="Times New Roman" w:eastAsia="Times New Roman" w:cs="Times New Roman"/>
+                <w:rFonts w:ascii="Times New Roman" w:hAnsi="Times New Roman" w:cs="Times New Roman"/>
                 <w:sz w:val="28"/>
                 <w:szCs w:val="28"/>
               </w:rPr>
@@ -3046,7 +3046,7 @@
       </w:r>
       <w:r>
         <w:rPr>
-          <w:rFonts w:ascii="Times New Roman" w:hAnsi="Times New Roman" w:eastAsia="Times New Roman" w:cs="Times New Roman"/>
+          <w:rFonts w:ascii="Times New Roman" w:hAnsi="Times New Roman" w:cs="Times New Roman"/>
           <w:sz w:val="28"/>
           <w:szCs w:val="28"/>
           <w:highlight w:val="none"/>
@@ -3434,9 +3434,16 @@
       <w:r>
         <w:rPr>
           <w:rFonts w:ascii="Times New Roman" w:hAnsi="Times New Roman" w:eastAsia="Times New Roman" w:cs="Times New Roman"/>
+          <w:b w:val="0"/>
+          <w:bCs w:val="0"/>
+          <w:i w:val="0"/>
+          <w:strike w:val="0"/>
+          <w:color w:val="000000"/>
           <w:sz w:val="28"/>
           <w:szCs w:val="28"/>
           <w:highlight w:val="none"/>
+          <w:u w:val="none"/>
+          <w:lang w:val="en-US"/>
         </w:rPr>
       </w:r>
       <w:r>
@@ -3600,15 +3607,9 @@
       <w:r>
         <w:rPr>
           <w:rFonts w:ascii="Times New Roman" w:hAnsi="Times New Roman" w:eastAsia="Times New Roman" w:cs="Times New Roman"/>
-          <w:b w:val="0"/>
-          <w:i w:val="0"/>
-          <w:strike w:val="0"/>
-          <w:color w:val="000000"/>
           <w:sz w:val="28"/>
           <w:szCs w:val="28"/>
           <w:highlight w:val="none"/>
-          <w:u w:val="none"/>
-          <w:lang w:val="en-US"/>
         </w:rPr>
       </w:r>
       <w:r>
@@ -3716,7 +3717,6 @@
           <w:sz w:val="28"/>
           <w:szCs w:val="28"/>
           <w:highlight w:val="none"/>
-          <w:lang w:val="en-US"/>
         </w:rPr>
       </w:r>
       <w:r>
@@ -5142,6 +5142,7 @@
           <w:sz w:val="28"/>
           <w:szCs w:val="28"/>
           <w:highlight w:val="none"/>
+          <w:lang w:val="en-US"/>
         </w:rPr>
       </w:r>
       <w:r>
@@ -6869,6 +6870,7 @@
           <w:sz w:val="28"/>
           <w:szCs w:val="28"/>
           <w:highlight w:val="none"/>
+          <w:lang w:val="uk-UA"/>
         </w:rPr>
       </w:r>
       <w:r>
@@ -7109,6 +7111,74 @@
           <w:szCs w:val="28"/>
           <w:highlight w:val="none"/>
         </w:rPr>
+      </w:r>
+      <w:r>
+        <w:rPr>
+          <w:rFonts w:ascii="Times New Roman" w:hAnsi="Times New Roman" w:eastAsia="Times New Roman" w:cs="Times New Roman"/>
+          <w:sz w:val="28"/>
+          <w:szCs w:val="28"/>
+          <w:highlight w:val="none"/>
+        </w:rPr>
+      </w:r>
+    </w:p>
+    <w:p>
+      <w:pPr>
+        <w:pBdr/>
+        <w:spacing/>
+        <w:ind/>
+        <w:jc w:val="left"/>
+        <w:rPr>
+          <w:rFonts w:ascii="Times New Roman" w:hAnsi="Times New Roman" w:eastAsia="Times New Roman" w:cs="Times New Roman"/>
+          <w:sz w:val="28"/>
+          <w:szCs w:val="28"/>
+          <w:highlight w:val="none"/>
+        </w:rPr>
+      </w:pPr>
+      <w:r>
+        <w:rPr>
+          <w:rFonts w:ascii="Times New Roman" w:hAnsi="Times New Roman" w:eastAsia="Times New Roman" w:cs="Times New Roman"/>
+          <w:sz w:val="28"/>
+          <w:szCs w:val="28"/>
+          <w:highlight w:val="none"/>
+        </w:rPr>
+      </w:r>
+      <w:r>
+        <w:rPr>
+          <w:rFonts w:ascii="Times New Roman" w:hAnsi="Times New Roman" w:eastAsia="Times New Roman" w:cs="Times New Roman"/>
+          <w:sz w:val="28"/>
+          <w:szCs w:val="28"/>
+          <w:highlight w:val="none"/>
+        </w:rPr>
+      </w:r>
+      <w:r>
+        <w:rPr>
+          <w:rFonts w:ascii="Times New Roman" w:hAnsi="Times New Roman" w:eastAsia="Times New Roman" w:cs="Times New Roman"/>
+          <w:sz w:val="28"/>
+          <w:szCs w:val="28"/>
+          <w:highlight w:val="none"/>
+        </w:rPr>
+      </w:r>
+    </w:p>
+    <w:p>
+      <w:pPr>
+        <w:pBdr/>
+        <w:shd w:val="nil"/>
+        <w:spacing/>
+        <w:ind/>
+        <w:rPr>
+          <w:rFonts w:ascii="Times New Roman" w:hAnsi="Times New Roman" w:eastAsia="Times New Roman" w:cs="Times New Roman"/>
+          <w:sz w:val="28"/>
+          <w:szCs w:val="28"/>
+          <w:highlight w:val="none"/>
+        </w:rPr>
+      </w:pPr>
+      <w:r>
+        <w:rPr>
+          <w:rFonts w:ascii="Times New Roman" w:hAnsi="Times New Roman" w:eastAsia="Times New Roman" w:cs="Times New Roman"/>
+          <w:sz w:val="28"/>
+          <w:szCs w:val="28"/>
+          <w:highlight w:val="none"/>
+        </w:rPr>
         <w:br w:type="page" w:clear="all"/>
       </w:r>
       <w:r>
@@ -7119,6 +7189,290 @@
           <w:highlight w:val="none"/>
         </w:rPr>
       </w:r>
+      <w:r>
+        <w:rPr>
+          <w:rFonts w:ascii="Times New Roman" w:hAnsi="Times New Roman" w:eastAsia="Times New Roman" w:cs="Times New Roman"/>
+          <w:sz w:val="28"/>
+          <w:szCs w:val="28"/>
+          <w:highlight w:val="none"/>
+        </w:rPr>
+      </w:r>
+    </w:p>
+    <w:p>
+      <w:pPr>
+        <w:pBdr/>
+        <w:spacing/>
+        <w:ind/>
+        <w:jc w:val="left"/>
+        <w:rPr>
+          <w:rFonts w:ascii="Times New Roman" w:hAnsi="Times New Roman" w:eastAsia="Times New Roman" w:cs="Times New Roman"/>
+          <w:sz w:val="28"/>
+          <w:szCs w:val="28"/>
+          <w:highlight w:val="none"/>
+          <w:lang w:val="en-US"/>
+        </w:rPr>
+      </w:pPr>
+      <w:r>
+        <w:rPr>
+          <w:rFonts w:ascii="Times New Roman" w:hAnsi="Times New Roman" w:eastAsia="Times New Roman" w:cs="Times New Roman"/>
+          <w:sz w:val="28"/>
+          <w:szCs w:val="28"/>
+          <w:highlight w:val="none"/>
+        </w:rPr>
+        <w:t xml:space="preserve">Програмне забезпечення</w:t>
+      </w:r>
+      <w:r>
+        <w:rPr>
+          <w:rFonts w:ascii="Times New Roman" w:hAnsi="Times New Roman" w:eastAsia="Times New Roman" w:cs="Times New Roman"/>
+          <w:sz w:val="28"/>
+          <w:szCs w:val="28"/>
+          <w:highlight w:val="none"/>
+          <w:lang w:val="en-US"/>
+        </w:rPr>
+        <w:t xml:space="preserve">:</w:t>
+      </w:r>
+      <w:r>
+        <w:rPr>
+          <w:rFonts w:ascii="Times New Roman" w:hAnsi="Times New Roman" w:eastAsia="Times New Roman" w:cs="Times New Roman"/>
+          <w:sz w:val="28"/>
+          <w:szCs w:val="28"/>
+          <w:highlight w:val="none"/>
+        </w:rPr>
+      </w:r>
+    </w:p>
+    <w:p>
+      <w:pPr>
+        <w:pBdr/>
+        <w:spacing/>
+        <w:ind/>
+        <w:jc w:val="left"/>
+        <w:rPr>
+          <w:rFonts w:ascii="Times New Roman" w:hAnsi="Times New Roman" w:eastAsia="Times New Roman" w:cs="Times New Roman"/>
+          <w:sz w:val="28"/>
+          <w:szCs w:val="28"/>
+          <w:highlight w:val="none"/>
+        </w:rPr>
+      </w:pPr>
+      <w:r>
+        <w:rPr>
+          <w:rFonts w:ascii="Times New Roman" w:hAnsi="Times New Roman" w:eastAsia="Times New Roman" w:cs="Times New Roman"/>
+          <w:sz w:val="28"/>
+          <w:szCs w:val="28"/>
+          <w:highlight w:val="none"/>
+        </w:rPr>
+        <w:t xml:space="preserve">Лістинг - </w:t>
+      </w:r>
+      <w:r>
+        <w:rPr>
+          <w:rFonts w:ascii="Times New Roman" w:hAnsi="Times New Roman" w:eastAsia="Times New Roman" w:cs="Times New Roman"/>
+          <w:sz w:val="28"/>
+          <w:szCs w:val="28"/>
+          <w:highlight w:val="none"/>
+        </w:rPr>
+      </w:r>
+      <w:hyperlink r:id="rId15" w:tooltip="https://github.com/Lordenko/mmdo/blob/main/lab02/src/simplex.ts" w:history="1">
+        <w:r>
+          <w:rPr>
+            <w:rStyle w:val="2002"/>
+            <w:rFonts w:ascii="Times New Roman" w:hAnsi="Times New Roman" w:eastAsia="Times New Roman" w:cs="Times New Roman"/>
+            <w:sz w:val="28"/>
+            <w:szCs w:val="28"/>
+            <w:highlight w:val="none"/>
+          </w:rPr>
+          <w:t xml:space="preserve">https://github.com/Lordenko/mmdo/blob/main/lab02/src/simplex.ts</w:t>
+        </w:r>
+        <w:r>
+          <w:rPr>
+            <w:rStyle w:val="2002"/>
+            <w:rFonts w:ascii="Times New Roman" w:hAnsi="Times New Roman" w:eastAsia="Times New Roman" w:cs="Times New Roman"/>
+            <w:sz w:val="28"/>
+            <w:szCs w:val="28"/>
+            <w:highlight w:val="none"/>
+          </w:rPr>
+        </w:r>
+      </w:hyperlink>
+      <w:r>
+        <w:rPr>
+          <w:rFonts w:ascii="Times New Roman" w:hAnsi="Times New Roman" w:eastAsia="Times New Roman" w:cs="Times New Roman"/>
+          <w:sz w:val="28"/>
+          <w:szCs w:val="28"/>
+          <w:highlight w:val="none"/>
+        </w:rPr>
+      </w:r>
+      <w:r>
+        <w:rPr>
+          <w:rFonts w:ascii="Times New Roman" w:hAnsi="Times New Roman" w:eastAsia="Times New Roman" w:cs="Times New Roman"/>
+          <w:sz w:val="28"/>
+          <w:szCs w:val="28"/>
+          <w:highlight w:val="none"/>
+        </w:rPr>
+      </w:r>
+    </w:p>
+    <w:p>
+      <w:pPr>
+        <w:pBdr/>
+        <w:spacing/>
+        <w:ind/>
+        <w:jc w:val="left"/>
+        <w:rPr>
+          <w:rFonts w:ascii="Times New Roman" w:hAnsi="Times New Roman" w:eastAsia="Times New Roman" w:cs="Times New Roman"/>
+          <w:sz w:val="28"/>
+          <w:szCs w:val="28"/>
+          <w:highlight w:val="none"/>
+          <w:lang w:val="en-US"/>
+        </w:rPr>
+      </w:pPr>
+      <w:r>
+        <w:rPr>
+          <w:rFonts w:ascii="Times New Roman" w:hAnsi="Times New Roman" w:eastAsia="Times New Roman" w:cs="Times New Roman"/>
+          <w:sz w:val="28"/>
+          <w:szCs w:val="28"/>
+          <w:highlight w:val="none"/>
+        </w:rPr>
+        <w:t xml:space="preserve">Демонстрація</w:t>
+      </w:r>
+      <w:r>
+        <w:rPr>
+          <w:rFonts w:ascii="Times New Roman" w:hAnsi="Times New Roman" w:eastAsia="Times New Roman" w:cs="Times New Roman"/>
+          <w:sz w:val="28"/>
+          <w:szCs w:val="28"/>
+          <w:highlight w:val="none"/>
+          <w:lang w:val="en-US"/>
+        </w:rPr>
+        <w:t xml:space="preserve">:</w:t>
+      </w:r>
+      <w:r>
+        <w:rPr>
+          <w:rFonts w:ascii="Times New Roman" w:hAnsi="Times New Roman" w:eastAsia="Times New Roman" w:cs="Times New Roman"/>
+          <w:sz w:val="28"/>
+          <w:szCs w:val="28"/>
+          <w:highlight w:val="none"/>
+        </w:rPr>
+      </w:r>
+    </w:p>
+    <w:p>
+      <w:pPr>
+        <w:pBdr/>
+        <w:spacing/>
+        <w:ind/>
+        <w:jc w:val="center"/>
+        <w:rPr>
+          <w:rFonts w:ascii="Times New Roman" w:hAnsi="Times New Roman" w:eastAsia="Times New Roman" w:cs="Times New Roman"/>
+          <w:sz w:val="28"/>
+          <w:szCs w:val="28"/>
+          <w:highlight w:val="none"/>
+        </w:rPr>
+      </w:pPr>
+      <w:r>
+        <w:rPr>
+          <w:rFonts w:ascii="Times New Roman" w:hAnsi="Times New Roman" w:eastAsia="Times New Roman" w:cs="Times New Roman"/>
+          <w:sz w:val="28"/>
+          <w:szCs w:val="28"/>
+          <w:highlight w:val="none"/>
+          <w:lang w:val="en-US"/>
+        </w:rPr>
+      </w:r>
+      <w:r>
+        <mc:AlternateContent>
+          <mc:Choice Requires="wpg">
+            <w:drawing>
+              <wp:inline xmlns:wp="http://schemas.openxmlformats.org/drawingml/2006/wordprocessingDrawing" distT="0" distB="0" distL="0" distR="0">
+                <wp:extent cx="4171950" cy="7239000"/>
+                <wp:effectExtent l="0" t="0" r="0" b="0"/>
+                <wp:docPr id="5" name=""/>
+                <wp:cNvGraphicFramePr>
+                  <a:graphicFrameLocks xmlns:a="http://schemas.openxmlformats.org/drawingml/2006/main" noChangeAspect="1"/>
+                </wp:cNvGraphicFramePr>
+                <a:graphic xmlns:a="http://schemas.openxmlformats.org/drawingml/2006/main">
+                  <a:graphicData uri="http://schemas.openxmlformats.org/drawingml/2006/picture">
+                    <pic:pic xmlns:pic="http://schemas.openxmlformats.org/drawingml/2006/picture">
+                      <pic:nvPicPr>
+                        <pic:cNvPr id="1046856381" name=""/>
+                        <pic:cNvPicPr>
+                          <a:picLocks noChangeAspect="1"/>
+                        </pic:cNvPicPr>
+                        <pic:nvPr/>
+                      </pic:nvPicPr>
+                      <pic:blipFill rotWithShape="1">
+                        <a:blip r:embed="rId16"/>
+                        <a:stretch/>
+                      </pic:blipFill>
+                      <pic:spPr bwMode="auto">
+                        <a:xfrm>
+                          <a:off x="0" y="0"/>
+                          <a:ext cx="4171950" cy="7238999"/>
+                        </a:xfrm>
+                        <a:prstGeom prst="rect">
+                          <a:avLst/>
+                        </a:prstGeom>
+                      </pic:spPr>
+                    </pic:pic>
+                  </a:graphicData>
+                </a:graphic>
+              </wp:inline>
+            </w:drawing>
+          </mc:Choice>
+          <mc:Fallback>
+            <w:pict>
+              <v:shapetype id="_x0000_t75" coordsize="21600,21600" o:spt="75" o:preferrelative="t" path="m@4@5l@4@11@9@11@9@5xe" filled="f" stroked="f">
+                <v:stroke joinstyle="miter"/>
+                <v:formulas>
+                  <v:f eqn="if lineDrawn pixelLineWidth 0"/>
+                  <v:f eqn="sum @0 1 0"/>
+                  <v:f eqn="sum 0 0 @1"/>
+                  <v:f eqn="prod @2 1 2"/>
+                  <v:f eqn="prod @3 21600 pixelWidth"/>
+                  <v:f eqn="prod @3 21600 pixelHeight"/>
+                  <v:f eqn="sum @0 0 1"/>
+                  <v:f eqn="prod @6 1 2"/>
+                  <v:f eqn="prod @7 21600 pixelWidth"/>
+                  <v:f eqn="sum @8 21600 0"/>
+                  <v:f eqn="prod @7 21600 pixelHeight"/>
+                  <v:f eqn="sum @10 21600 0"/>
+                </v:formulas>
+                <v:path o:extrusionok="f" gradientshapeok="t" o:connecttype="rect"/>
+                <o:lock v:ext="edit" aspectratio="t"/>
+              </v:shapetype>
+              <v:shape id="_x0000_i76" o:spid="_x0000_s76" type="#_x0000_t75" style="width:328.50pt;height:570.00pt;mso-wrap-distance-left:0.00pt;mso-wrap-distance-top:0.00pt;mso-wrap-distance-right:0.00pt;mso-wrap-distance-bottom:0.00pt;z-index:1;" stroked="false">
+                <v:imagedata r:id="rId16" o:title=""/>
+                <o:lock v:ext="edit" rotation="t"/>
+              </v:shape>
+            </w:pict>
+          </mc:Fallback>
+        </mc:AlternateContent>
+        <w:br/>
+      </w:r>
+      <w:r>
+        <w:rPr>
+          <w:rFonts w:ascii="Times New Roman" w:hAnsi="Times New Roman" w:eastAsia="Times New Roman" w:cs="Times New Roman"/>
+          <w:sz w:val="28"/>
+          <w:szCs w:val="28"/>
+          <w:highlight w:val="none"/>
+          <w:lang w:val="uk-UA"/>
+        </w:rPr>
+        <w:t xml:space="preserve">Рис 1</w:t>
+      </w:r>
+      <w:r>
+        <w:rPr>
+          <w:rFonts w:ascii="Times New Roman" w:hAnsi="Times New Roman" w:eastAsia="Times New Roman" w:cs="Times New Roman"/>
+          <w:sz w:val="28"/>
+          <w:szCs w:val="28"/>
+          <w:highlight w:val="none"/>
+          <w:lang w:val="en-US"/>
+        </w:rPr>
+        <w:t xml:space="preserve">: </w:t>
+      </w:r>
+      <w:r>
+        <w:rPr>
+          <w:rFonts w:ascii="Times New Roman" w:hAnsi="Times New Roman" w:eastAsia="Times New Roman" w:cs="Times New Roman"/>
+          <w:sz w:val="28"/>
+          <w:szCs w:val="28"/>
+          <w:highlight w:val="none"/>
+        </w:rPr>
+        <w:t xml:space="preserve">Демонстрація роботи на прикладі задачі по 8 варіанту</w:t>
+        <w:br w:type="page" w:clear="all"/>
+      </w:r>
+      <w:r/>
       <w:r>
         <w:rPr>
           <w:rFonts w:ascii="Times New Roman" w:hAnsi="Times New Roman" w:eastAsia="Times New Roman" w:cs="Times New Roman"/>
@@ -7178,7 +7532,7 @@
       </w:r>
       <w:r>
         <w:rPr>
-          <w:rFonts w:ascii="Times New Roman" w:hAnsi="Times New Roman" w:eastAsia="Times New Roman" w:cs="Times New Roman"/>
+          <w:rFonts w:ascii="Times New Roman" w:hAnsi="Times New Roman" w:cs="Times New Roman"/>
           <w:sz w:val="28"/>
           <w:szCs w:val="28"/>
           <w:highlight w:val="none"/>
@@ -12206,6 +12560,12 @@
                                 <w:lang w:val="en-US"/>
                               </w:rPr>
                             </w:r>
+                            <w:r>
+                              <w:rPr>
+                                <w:sz w:val="20"/>
+                                <w:lang w:val="en-US"/>
+                              </w:rPr>
+                            </w:r>
                           </w:p>
                         </w:txbxContent>
                       </wps:txbx>
@@ -13465,6 +13825,12 @@
                           <w:lang w:val="en-US"/>
                         </w:rPr>
                       </w:r>
+                      <w:r>
+                        <w:rPr>
+                          <w:sz w:val="20"/>
+                          <w:lang w:val="en-US"/>
+                        </w:rPr>
+                      </w:r>
                     </w:p>
                   </w:txbxContent>
                 </v:textbox>
